--- a/docs/Agentic-SDLC-Assessment-Report-2026.docx
+++ b/docs/Agentic-SDLC-Assessment-Report-2026.docx
@@ -79,6 +79,85 @@
         <w:br w:type="page"/>
       </w:r>
     </w:p>
+    <w:p>
+      <w:pPr>
+        <w:pStyle w:val="Heading1"/>
+      </w:pPr>
+      <w:r>
+        <w:t>Recent Platform Updates — July 2026</w:t>
+      </w:r>
+    </w:p>
+    <w:p>
+      <w:r>
+        <w:t>This assessment (June 2026) predates the following fixes/features, which have since shipped and should be read as already remediated against the findings below where applicable:</w:t>
+      </w:r>
+    </w:p>
+    <w:p>
+      <w:pPr>
+        <w:pStyle w:val="ListParagraph"/>
+        <w:numPr>
+          <w:ilvl w:val="0"/>
+          <w:numId w:val="2"/>
+        </w:numPr>
+        <w:spacing w:after="80"/>
+      </w:pPr>
+      <w:r>
+        <w:t>Invite acceptance rebuilt on Supabase's link-based email confirmation (replacing the prior 6-digit code flow, which required custom SMTP). The invite token now persists via sessionStorage across the confirmation redirect, eliminating false “invite link expired” errors.</w:t>
+      </w:r>
+    </w:p>
+    <w:p>
+      <w:pPr>
+        <w:pStyle w:val="ListParagraph"/>
+        <w:numPr>
+          <w:ilvl w:val="0"/>
+          <w:numId w:val="2"/>
+        </w:numPr>
+        <w:spacing w:after="80"/>
+      </w:pPr>
+      <w:r>
+        <w:t>Review gate approval is now hard-gated in ReviewGateModal: “Approve &amp; Continue” stays disabled, with a tooltip naming the outstanding agents, until every agent under that gate has a completed artifact — closing a gap where a gate could be approved with missing agent output.</w:t>
+      </w:r>
+    </w:p>
+    <w:p>
+      <w:pPr>
+        <w:pStyle w:val="ListParagraph"/>
+        <w:numPr>
+          <w:ilvl w:val="0"/>
+          <w:numId w:val="2"/>
+        </w:numPr>
+        <w:spacing w:after="80"/>
+      </w:pPr>
+      <w:r>
+        <w:t>New Admin Panel “Danger Zone” — Reset Application Data: an admin-only, type-to-confirm action that truncates all application data (projects, team members, agent runs/jobs, invite data) while leaving every master reference table (domains, phases, agent catalog, role templates) untouched.</w:t>
+      </w:r>
+    </w:p>
+    <w:p>
+      <w:pPr>
+        <w:pStyle w:val="ListParagraph"/>
+        <w:numPr>
+          <w:ilvl w:val="0"/>
+          <w:numId w:val="2"/>
+        </w:numPr>
+        <w:spacing w:after="80"/>
+      </w:pPr>
+      <w:r>
+        <w:t>L3 agentic runtime hardened: if an agent exhausts its iteration budget without producing a final document, the runtime now makes one bounded, tool-free finalization call before giving up, and never saves a dangling tool-call request as a finished artifact. This fixed a corrupted Stakeholder Analysis artifact root-caused to this gap.</w:t>
+      </w:r>
+    </w:p>
+    <w:p>
+      <w:pPr>
+        <w:pStyle w:val="ListParagraph"/>
+        <w:numPr>
+          <w:ilvl w:val="0"/>
+          <w:numId w:val="2"/>
+        </w:numPr>
+        <w:spacing w:after="80"/>
+      </w:pPr>
+      <w:r>
+        <w:t>Workspace UI: background project syncs (triggered by every agent-run status update during a pipeline run) no longer replace the pipeline view with a full loading screen. A small centered sync indicator now fades in/out instead, eliminating a screen-flicker issue during active runs.</w:t>
+      </w:r>
+    </w:p>
+    <w:p/>
     <w:p>
       <w:pPr>
         <w:pStyle w:val="Heading1"/>
